--- a/opis_og_szablon_drawsko.docx
+++ b/opis_og_szablon_drawsko.docx
@@ -234,8 +234,17 @@
     </w:p>
     <w:tbl>
       <w:tblPr>
-        <w:tblW w:w="10350" w:type="dxa"/>
+        <w:tblW w:w="9657" w:type="dxa"/>
+        <w:jc w:val="center"/>
         <w:tblInd w:w="1" w:type="dxa"/>
+        <w:tblBorders>
+          <w:top w:val="single" w:sz="5" w:space="0" w:color="A6A6A6"/>
+          <w:left w:val="single" w:sz="5" w:space="0" w:color="A6A6A6"/>
+          <w:bottom w:val="single" w:sz="5" w:space="0" w:color="A6A6A6"/>
+          <w:right w:val="single" w:sz="5" w:space="0" w:color="A6A6A6"/>
+          <w:insideH w:val="single" w:sz="5" w:space="0" w:color="A6A6A6"/>
+          <w:insideV w:val="single" w:sz="5" w:space="0" w:color="A6A6A6"/>
+        </w:tblBorders>
         <w:tblLayout w:type="fixed"/>
         <w:tblCellMar>
           <w:left w:w="0" w:type="dxa"/>
@@ -269,10 +278,10 @@
             <w:gridSpan w:val="2"/>
             <w:vMerge w:val="restart"/>
             <w:tcBorders>
-              <w:top w:val="single" w:sz="2" w:space="0" w:color="000000"/>
-              <w:left w:val="single" w:sz="2" w:space="0" w:color="000000"/>
-              <w:bottom w:val="single" w:sz="2" w:space="0" w:color="000000"/>
-              <w:right w:val="nil"/>
+              <w:top w:val="single" w:sz="5" w:space="0" w:color="A6A6A6"/>
+              <w:bottom w:val="single" w:sz="5" w:space="0" w:color="A6A6A6"/>
+              <w:left w:val="single" w:sz="5" w:space="0" w:color="A6A6A6"/>
+              <w:right w:val="single" w:sz="5" w:space="0" w:color="A6A6A6"/>
             </w:tcBorders>
             <w:hideMark/>
           </w:tcPr>
@@ -303,10 +312,10 @@
             <w:tcW w:w="8603" w:type="dxa"/>
             <w:gridSpan w:val="10"/>
             <w:tcBorders>
-              <w:top w:val="single" w:sz="2" w:space="0" w:color="000000"/>
-              <w:left w:val="single" w:sz="2" w:space="0" w:color="000000"/>
-              <w:bottom w:val="single" w:sz="2" w:space="0" w:color="000000"/>
-              <w:right w:val="single" w:sz="2" w:space="0" w:color="000000"/>
+              <w:top w:val="single" w:sz="5" w:space="0" w:color="A6A6A6"/>
+              <w:bottom w:val="single" w:sz="5" w:space="0" w:color="A6A6A6"/>
+              <w:left w:val="single" w:sz="5" w:space="0" w:color="A6A6A6"/>
+              <w:right w:val="single" w:sz="5" w:space="0" w:color="A6A6A6"/>
             </w:tcBorders>
             <w:hideMark/>
           </w:tcPr>
@@ -343,10 +352,10 @@
             <w:gridSpan w:val="2"/>
             <w:vMerge/>
             <w:tcBorders>
-              <w:top w:val="single" w:sz="2" w:space="0" w:color="000000"/>
-              <w:left w:val="single" w:sz="2" w:space="0" w:color="000000"/>
-              <w:bottom w:val="single" w:sz="2" w:space="0" w:color="000000"/>
-              <w:right w:val="nil"/>
+              <w:top w:val="single" w:sz="5" w:space="0" w:color="A6A6A6"/>
+              <w:bottom w:val="single" w:sz="5" w:space="0" w:color="A6A6A6"/>
+              <w:left w:val="single" w:sz="5" w:space="0" w:color="A6A6A6"/>
+              <w:right w:val="single" w:sz="5" w:space="0" w:color="A6A6A6"/>
             </w:tcBorders>
             <w:vAlign w:val="center"/>
             <w:hideMark/>
@@ -367,10 +376,10 @@
           <w:tcPr>
             <w:tcW w:w="873" w:type="dxa"/>
             <w:tcBorders>
-              <w:top w:val="nil"/>
-              <w:left w:val="single" w:sz="2" w:space="0" w:color="000000"/>
-              <w:bottom w:val="single" w:sz="2" w:space="0" w:color="000000"/>
-              <w:right w:val="nil"/>
+              <w:top w:val="single" w:sz="5" w:space="0" w:color="A6A6A6"/>
+              <w:bottom w:val="single" w:sz="5" w:space="0" w:color="A6A6A6"/>
+              <w:left w:val="single" w:sz="5" w:space="0" w:color="A6A6A6"/>
+              <w:right w:val="single" w:sz="5" w:space="0" w:color="A6A6A6"/>
             </w:tcBorders>
             <w:hideMark/>
           </w:tcPr>
@@ -400,10 +409,10 @@
           <w:tcPr>
             <w:tcW w:w="873" w:type="dxa"/>
             <w:tcBorders>
-              <w:top w:val="nil"/>
-              <w:left w:val="single" w:sz="2" w:space="0" w:color="000000"/>
-              <w:bottom w:val="single" w:sz="2" w:space="0" w:color="000000"/>
-              <w:right w:val="nil"/>
+              <w:top w:val="single" w:sz="5" w:space="0" w:color="A6A6A6"/>
+              <w:bottom w:val="single" w:sz="5" w:space="0" w:color="A6A6A6"/>
+              <w:left w:val="single" w:sz="5" w:space="0" w:color="A6A6A6"/>
+              <w:right w:val="single" w:sz="5" w:space="0" w:color="A6A6A6"/>
             </w:tcBorders>
             <w:hideMark/>
           </w:tcPr>
@@ -433,10 +442,10 @@
           <w:tcPr>
             <w:tcW w:w="873" w:type="dxa"/>
             <w:tcBorders>
-              <w:top w:val="nil"/>
-              <w:left w:val="single" w:sz="2" w:space="0" w:color="000000"/>
-              <w:bottom w:val="single" w:sz="2" w:space="0" w:color="000000"/>
-              <w:right w:val="nil"/>
+              <w:top w:val="single" w:sz="5" w:space="0" w:color="A6A6A6"/>
+              <w:bottom w:val="single" w:sz="5" w:space="0" w:color="A6A6A6"/>
+              <w:left w:val="single" w:sz="5" w:space="0" w:color="A6A6A6"/>
+              <w:right w:val="single" w:sz="5" w:space="0" w:color="A6A6A6"/>
             </w:tcBorders>
             <w:hideMark/>
           </w:tcPr>
@@ -466,10 +475,10 @@
           <w:tcPr>
             <w:tcW w:w="873" w:type="dxa"/>
             <w:tcBorders>
-              <w:top w:val="nil"/>
-              <w:left w:val="single" w:sz="2" w:space="0" w:color="000000"/>
-              <w:bottom w:val="single" w:sz="2" w:space="0" w:color="000000"/>
-              <w:right w:val="nil"/>
+              <w:top w:val="single" w:sz="5" w:space="0" w:color="A6A6A6"/>
+              <w:bottom w:val="single" w:sz="5" w:space="0" w:color="A6A6A6"/>
+              <w:left w:val="single" w:sz="5" w:space="0" w:color="A6A6A6"/>
+              <w:right w:val="single" w:sz="5" w:space="0" w:color="A6A6A6"/>
             </w:tcBorders>
             <w:hideMark/>
           </w:tcPr>
@@ -499,10 +508,10 @@
           <w:tcPr>
             <w:tcW w:w="873" w:type="dxa"/>
             <w:tcBorders>
-              <w:top w:val="nil"/>
-              <w:left w:val="single" w:sz="2" w:space="0" w:color="000000"/>
-              <w:bottom w:val="single" w:sz="2" w:space="0" w:color="000000"/>
-              <w:right w:val="nil"/>
+              <w:top w:val="single" w:sz="5" w:space="0" w:color="A6A6A6"/>
+              <w:bottom w:val="single" w:sz="5" w:space="0" w:color="A6A6A6"/>
+              <w:left w:val="single" w:sz="5" w:space="0" w:color="A6A6A6"/>
+              <w:right w:val="single" w:sz="5" w:space="0" w:color="A6A6A6"/>
             </w:tcBorders>
           </w:tcPr>
           <w:p>
@@ -543,10 +552,10 @@
           <w:tcPr>
             <w:tcW w:w="873" w:type="dxa"/>
             <w:tcBorders>
-              <w:top w:val="nil"/>
-              <w:left w:val="single" w:sz="2" w:space="0" w:color="000000"/>
-              <w:bottom w:val="single" w:sz="2" w:space="0" w:color="000000"/>
-              <w:right w:val="nil"/>
+              <w:top w:val="single" w:sz="5" w:space="0" w:color="A6A6A6"/>
+              <w:bottom w:val="single" w:sz="5" w:space="0" w:color="A6A6A6"/>
+              <w:left w:val="single" w:sz="5" w:space="0" w:color="A6A6A6"/>
+              <w:right w:val="single" w:sz="5" w:space="0" w:color="A6A6A6"/>
             </w:tcBorders>
             <w:hideMark/>
           </w:tcPr>
@@ -576,10 +585,10 @@
           <w:tcPr>
             <w:tcW w:w="953" w:type="dxa"/>
             <w:tcBorders>
-              <w:top w:val="nil"/>
-              <w:left w:val="single" w:sz="2" w:space="0" w:color="000000"/>
-              <w:bottom w:val="single" w:sz="2" w:space="0" w:color="000000"/>
-              <w:right w:val="nil"/>
+              <w:top w:val="single" w:sz="5" w:space="0" w:color="A6A6A6"/>
+              <w:bottom w:val="single" w:sz="5" w:space="0" w:color="A6A6A6"/>
+              <w:left w:val="single" w:sz="5" w:space="0" w:color="A6A6A6"/>
+              <w:right w:val="single" w:sz="5" w:space="0" w:color="A6A6A6"/>
             </w:tcBorders>
             <w:hideMark/>
           </w:tcPr>
@@ -609,10 +618,10 @@
           <w:tcPr>
             <w:tcW w:w="792" w:type="dxa"/>
             <w:tcBorders>
-              <w:top w:val="nil"/>
-              <w:left w:val="single" w:sz="2" w:space="0" w:color="000000"/>
-              <w:bottom w:val="single" w:sz="2" w:space="0" w:color="000000"/>
-              <w:right w:val="nil"/>
+              <w:top w:val="single" w:sz="5" w:space="0" w:color="A6A6A6"/>
+              <w:bottom w:val="single" w:sz="5" w:space="0" w:color="A6A6A6"/>
+              <w:left w:val="single" w:sz="5" w:space="0" w:color="A6A6A6"/>
+              <w:right w:val="single" w:sz="5" w:space="0" w:color="A6A6A6"/>
             </w:tcBorders>
             <w:hideMark/>
           </w:tcPr>
@@ -642,10 +651,10 @@
           <w:tcPr>
             <w:tcW w:w="921" w:type="dxa"/>
             <w:tcBorders>
-              <w:top w:val="nil"/>
-              <w:left w:val="single" w:sz="2" w:space="0" w:color="000000"/>
-              <w:bottom w:val="single" w:sz="2" w:space="0" w:color="000000"/>
-              <w:right w:val="single" w:sz="2" w:space="0" w:color="000000"/>
+              <w:top w:val="single" w:sz="5" w:space="0" w:color="A6A6A6"/>
+              <w:bottom w:val="single" w:sz="5" w:space="0" w:color="A6A6A6"/>
+              <w:left w:val="single" w:sz="5" w:space="0" w:color="A6A6A6"/>
+              <w:right w:val="single" w:sz="5" w:space="0" w:color="A6A6A6"/>
             </w:tcBorders>
             <w:hideMark/>
           </w:tcPr>
@@ -675,10 +684,10 @@
           <w:tcPr>
             <w:tcW w:w="699" w:type="dxa"/>
             <w:tcBorders>
-              <w:top w:val="nil"/>
-              <w:left w:val="single" w:sz="2" w:space="0" w:color="000000"/>
-              <w:bottom w:val="single" w:sz="2" w:space="0" w:color="000000"/>
-              <w:right w:val="single" w:sz="2" w:space="0" w:color="000000"/>
+              <w:top w:val="single" w:sz="5" w:space="0" w:color="A6A6A6"/>
+              <w:bottom w:val="single" w:sz="5" w:space="0" w:color="A6A6A6"/>
+              <w:left w:val="single" w:sz="5" w:space="0" w:color="A6A6A6"/>
+              <w:right w:val="single" w:sz="5" w:space="0" w:color="A6A6A6"/>
             </w:tcBorders>
             <w:hideMark/>
           </w:tcPr>
@@ -715,10 +724,10 @@
             <w:tcW w:w="873" w:type="dxa"/>
             <w:vMerge w:val="restart"/>
             <w:tcBorders>
-              <w:top w:val="nil"/>
-              <w:left w:val="single" w:sz="2" w:space="0" w:color="000000"/>
-              <w:bottom w:val="single" w:sz="2" w:space="0" w:color="000000"/>
-              <w:right w:val="nil"/>
+              <w:top w:val="single" w:sz="5" w:space="0" w:color="A6A6A6"/>
+              <w:bottom w:val="single" w:sz="5" w:space="0" w:color="A6A6A6"/>
+              <w:left w:val="single" w:sz="5" w:space="0" w:color="A6A6A6"/>
+              <w:right w:val="single" w:sz="5" w:space="0" w:color="A6A6A6"/>
             </w:tcBorders>
             <w:hideMark/>
           </w:tcPr>
@@ -748,10 +757,10 @@
           <w:tcPr>
             <w:tcW w:w="874" w:type="dxa"/>
             <w:tcBorders>
-              <w:top w:val="nil"/>
-              <w:left w:val="single" w:sz="2" w:space="0" w:color="000000"/>
-              <w:bottom w:val="single" w:sz="2" w:space="0" w:color="000000"/>
-              <w:right w:val="nil"/>
+              <w:top w:val="single" w:sz="5" w:space="0" w:color="A6A6A6"/>
+              <w:bottom w:val="single" w:sz="5" w:space="0" w:color="A6A6A6"/>
+              <w:left w:val="single" w:sz="5" w:space="0" w:color="A6A6A6"/>
+              <w:right w:val="single" w:sz="5" w:space="0" w:color="A6A6A6"/>
             </w:tcBorders>
             <w:hideMark/>
           </w:tcPr>
@@ -781,10 +790,10 @@
           <w:tcPr>
             <w:tcW w:w="873" w:type="dxa"/>
             <w:tcBorders>
-              <w:top w:val="nil"/>
-              <w:left w:val="single" w:sz="2" w:space="0" w:color="000000"/>
-              <w:bottom w:val="single" w:sz="2" w:space="0" w:color="000000"/>
-              <w:right w:val="nil"/>
+              <w:top w:val="single" w:sz="5" w:space="0" w:color="A6A6A6"/>
+              <w:bottom w:val="single" w:sz="5" w:space="0" w:color="A6A6A6"/>
+              <w:left w:val="single" w:sz="5" w:space="0" w:color="A6A6A6"/>
+              <w:right w:val="single" w:sz="5" w:space="0" w:color="A6A6A6"/>
             </w:tcBorders>
             <w:hideMark/>
           </w:tcPr>
@@ -814,10 +823,10 @@
           <w:tcPr>
             <w:tcW w:w="873" w:type="dxa"/>
             <w:tcBorders>
-              <w:top w:val="nil"/>
-              <w:left w:val="single" w:sz="2" w:space="0" w:color="000000"/>
-              <w:bottom w:val="single" w:sz="2" w:space="0" w:color="000000"/>
-              <w:right w:val="nil"/>
+              <w:top w:val="single" w:sz="5" w:space="0" w:color="A6A6A6"/>
+              <w:bottom w:val="single" w:sz="5" w:space="0" w:color="A6A6A6"/>
+              <w:left w:val="single" w:sz="5" w:space="0" w:color="A6A6A6"/>
+              <w:right w:val="single" w:sz="5" w:space="0" w:color="A6A6A6"/>
             </w:tcBorders>
             <w:hideMark/>
           </w:tcPr>
@@ -849,10 +858,10 @@
           <w:tcPr>
             <w:tcW w:w="873" w:type="dxa"/>
             <w:tcBorders>
-              <w:top w:val="nil"/>
-              <w:left w:val="single" w:sz="2" w:space="0" w:color="000000"/>
-              <w:bottom w:val="single" w:sz="2" w:space="0" w:color="000000"/>
-              <w:right w:val="nil"/>
+              <w:top w:val="single" w:sz="5" w:space="0" w:color="A6A6A6"/>
+              <w:bottom w:val="single" w:sz="5" w:space="0" w:color="A6A6A6"/>
+              <w:left w:val="single" w:sz="5" w:space="0" w:color="A6A6A6"/>
+              <w:right w:val="single" w:sz="5" w:space="0" w:color="A6A6A6"/>
             </w:tcBorders>
             <w:hideMark/>
           </w:tcPr>
@@ -884,10 +893,10 @@
           <w:tcPr>
             <w:tcW w:w="873" w:type="dxa"/>
             <w:tcBorders>
-              <w:top w:val="nil"/>
-              <w:left w:val="single" w:sz="2" w:space="0" w:color="000000"/>
-              <w:bottom w:val="single" w:sz="2" w:space="0" w:color="000000"/>
-              <w:right w:val="nil"/>
+              <w:top w:val="single" w:sz="5" w:space="0" w:color="A6A6A6"/>
+              <w:bottom w:val="single" w:sz="5" w:space="0" w:color="A6A6A6"/>
+              <w:left w:val="single" w:sz="5" w:space="0" w:color="A6A6A6"/>
+              <w:right w:val="single" w:sz="5" w:space="0" w:color="A6A6A6"/>
             </w:tcBorders>
             <w:hideMark/>
           </w:tcPr>
@@ -929,10 +938,10 @@
           <w:tcPr>
             <w:tcW w:w="873" w:type="dxa"/>
             <w:tcBorders>
-              <w:top w:val="nil"/>
-              <w:left w:val="single" w:sz="2" w:space="0" w:color="000000"/>
-              <w:bottom w:val="single" w:sz="2" w:space="0" w:color="000000"/>
-              <w:right w:val="nil"/>
+              <w:top w:val="single" w:sz="5" w:space="0" w:color="A6A6A6"/>
+              <w:bottom w:val="single" w:sz="5" w:space="0" w:color="A6A6A6"/>
+              <w:left w:val="single" w:sz="5" w:space="0" w:color="A6A6A6"/>
+              <w:right w:val="single" w:sz="5" w:space="0" w:color="A6A6A6"/>
             </w:tcBorders>
             <w:hideMark/>
           </w:tcPr>
@@ -964,10 +973,10 @@
           <w:tcPr>
             <w:tcW w:w="873" w:type="dxa"/>
             <w:tcBorders>
-              <w:top w:val="nil"/>
-              <w:left w:val="single" w:sz="2" w:space="0" w:color="000000"/>
-              <w:bottom w:val="single" w:sz="2" w:space="0" w:color="000000"/>
-              <w:right w:val="nil"/>
+              <w:top w:val="single" w:sz="5" w:space="0" w:color="A6A6A6"/>
+              <w:bottom w:val="single" w:sz="5" w:space="0" w:color="A6A6A6"/>
+              <w:left w:val="single" w:sz="5" w:space="0" w:color="A6A6A6"/>
+              <w:right w:val="single" w:sz="5" w:space="0" w:color="A6A6A6"/>
             </w:tcBorders>
             <w:hideMark/>
           </w:tcPr>
@@ -1019,10 +1028,10 @@
           <w:tcPr>
             <w:tcW w:w="953" w:type="dxa"/>
             <w:tcBorders>
-              <w:top w:val="nil"/>
-              <w:left w:val="single" w:sz="2" w:space="0" w:color="000000"/>
-              <w:bottom w:val="single" w:sz="2" w:space="0" w:color="000000"/>
-              <w:right w:val="nil"/>
+              <w:top w:val="single" w:sz="5" w:space="0" w:color="A6A6A6"/>
+              <w:bottom w:val="single" w:sz="5" w:space="0" w:color="A6A6A6"/>
+              <w:left w:val="single" w:sz="5" w:space="0" w:color="A6A6A6"/>
+              <w:right w:val="single" w:sz="5" w:space="0" w:color="A6A6A6"/>
             </w:tcBorders>
             <w:hideMark/>
           </w:tcPr>
@@ -1054,10 +1063,10 @@
           <w:tcPr>
             <w:tcW w:w="792" w:type="dxa"/>
             <w:tcBorders>
-              <w:top w:val="nil"/>
-              <w:left w:val="single" w:sz="2" w:space="0" w:color="000000"/>
-              <w:bottom w:val="single" w:sz="2" w:space="0" w:color="000000"/>
-              <w:right w:val="nil"/>
+              <w:top w:val="single" w:sz="5" w:space="0" w:color="A6A6A6"/>
+              <w:bottom w:val="single" w:sz="5" w:space="0" w:color="A6A6A6"/>
+              <w:left w:val="single" w:sz="5" w:space="0" w:color="A6A6A6"/>
+              <w:right w:val="single" w:sz="5" w:space="0" w:color="A6A6A6"/>
             </w:tcBorders>
             <w:hideMark/>
           </w:tcPr>
@@ -1097,10 +1106,10 @@
           <w:tcPr>
             <w:tcW w:w="921" w:type="dxa"/>
             <w:tcBorders>
-              <w:top w:val="nil"/>
-              <w:left w:val="single" w:sz="2" w:space="0" w:color="000000"/>
-              <w:bottom w:val="single" w:sz="2" w:space="0" w:color="000000"/>
-              <w:right w:val="single" w:sz="2" w:space="0" w:color="000000"/>
+              <w:top w:val="single" w:sz="5" w:space="0" w:color="A6A6A6"/>
+              <w:bottom w:val="single" w:sz="5" w:space="0" w:color="A6A6A6"/>
+              <w:left w:val="single" w:sz="5" w:space="0" w:color="A6A6A6"/>
+              <w:right w:val="single" w:sz="5" w:space="0" w:color="A6A6A6"/>
             </w:tcBorders>
             <w:hideMark/>
           </w:tcPr>
@@ -1130,10 +1139,10 @@
           <w:tcPr>
             <w:tcW w:w="699" w:type="dxa"/>
             <w:tcBorders>
-              <w:top w:val="nil"/>
-              <w:left w:val="single" w:sz="2" w:space="0" w:color="000000"/>
-              <w:bottom w:val="single" w:sz="2" w:space="0" w:color="000000"/>
-              <w:right w:val="single" w:sz="2" w:space="0" w:color="000000"/>
+              <w:top w:val="single" w:sz="5" w:space="0" w:color="A6A6A6"/>
+              <w:bottom w:val="single" w:sz="5" w:space="0" w:color="A6A6A6"/>
+              <w:left w:val="single" w:sz="5" w:space="0" w:color="A6A6A6"/>
+              <w:right w:val="single" w:sz="5" w:space="0" w:color="A6A6A6"/>
             </w:tcBorders>
             <w:hideMark/>
           </w:tcPr>
@@ -1170,10 +1179,10 @@
             <w:tcW w:w="873" w:type="dxa"/>
             <w:vMerge/>
             <w:tcBorders>
-              <w:top w:val="nil"/>
-              <w:left w:val="single" w:sz="2" w:space="0" w:color="000000"/>
-              <w:bottom w:val="single" w:sz="2" w:space="0" w:color="000000"/>
-              <w:right w:val="nil"/>
+              <w:top w:val="single" w:sz="5" w:space="0" w:color="A6A6A6"/>
+              <w:bottom w:val="single" w:sz="5" w:space="0" w:color="A6A6A6"/>
+              <w:left w:val="single" w:sz="5" w:space="0" w:color="A6A6A6"/>
+              <w:right w:val="single" w:sz="5" w:space="0" w:color="A6A6A6"/>
             </w:tcBorders>
             <w:vAlign w:val="center"/>
             <w:hideMark/>
@@ -1194,10 +1203,10 @@
           <w:tcPr>
             <w:tcW w:w="874" w:type="dxa"/>
             <w:tcBorders>
-              <w:top w:val="nil"/>
-              <w:left w:val="single" w:sz="2" w:space="0" w:color="000000"/>
-              <w:bottom w:val="single" w:sz="2" w:space="0" w:color="000000"/>
-              <w:right w:val="nil"/>
+              <w:top w:val="single" w:sz="5" w:space="0" w:color="A6A6A6"/>
+              <w:bottom w:val="single" w:sz="5" w:space="0" w:color="A6A6A6"/>
+              <w:left w:val="single" w:sz="5" w:space="0" w:color="A6A6A6"/>
+              <w:right w:val="single" w:sz="5" w:space="0" w:color="A6A6A6"/>
             </w:tcBorders>
             <w:hideMark/>
           </w:tcPr>
@@ -1244,10 +1253,10 @@
           <w:tcPr>
             <w:tcW w:w="873" w:type="dxa"/>
             <w:tcBorders>
-              <w:top w:val="nil"/>
-              <w:left w:val="single" w:sz="2" w:space="0" w:color="000000"/>
-              <w:bottom w:val="single" w:sz="2" w:space="0" w:color="000000"/>
-              <w:right w:val="nil"/>
+              <w:top w:val="single" w:sz="5" w:space="0" w:color="A6A6A6"/>
+              <w:bottom w:val="single" w:sz="5" w:space="0" w:color="A6A6A6"/>
+              <w:left w:val="single" w:sz="5" w:space="0" w:color="A6A6A6"/>
+              <w:right w:val="single" w:sz="5" w:space="0" w:color="A6A6A6"/>
             </w:tcBorders>
             <w:hideMark/>
           </w:tcPr>
@@ -1277,10 +1286,10 @@
           <w:tcPr>
             <w:tcW w:w="873" w:type="dxa"/>
             <w:tcBorders>
-              <w:top w:val="nil"/>
-              <w:left w:val="single" w:sz="2" w:space="0" w:color="000000"/>
-              <w:bottom w:val="single" w:sz="2" w:space="0" w:color="000000"/>
-              <w:right w:val="nil"/>
+              <w:top w:val="single" w:sz="5" w:space="0" w:color="A6A6A6"/>
+              <w:bottom w:val="single" w:sz="5" w:space="0" w:color="A6A6A6"/>
+              <w:left w:val="single" w:sz="5" w:space="0" w:color="A6A6A6"/>
+              <w:right w:val="single" w:sz="5" w:space="0" w:color="A6A6A6"/>
             </w:tcBorders>
             <w:hideMark/>
           </w:tcPr>
@@ -1329,10 +1338,10 @@
           <w:tcPr>
             <w:tcW w:w="873" w:type="dxa"/>
             <w:tcBorders>
-              <w:top w:val="nil"/>
-              <w:left w:val="single" w:sz="2" w:space="0" w:color="000000"/>
-              <w:bottom w:val="single" w:sz="2" w:space="0" w:color="000000"/>
-              <w:right w:val="nil"/>
+              <w:top w:val="single" w:sz="5" w:space="0" w:color="A6A6A6"/>
+              <w:bottom w:val="single" w:sz="5" w:space="0" w:color="A6A6A6"/>
+              <w:left w:val="single" w:sz="5" w:space="0" w:color="A6A6A6"/>
+              <w:right w:val="single" w:sz="5" w:space="0" w:color="A6A6A6"/>
             </w:tcBorders>
             <w:hideMark/>
           </w:tcPr>
@@ -1362,10 +1371,10 @@
           <w:tcPr>
             <w:tcW w:w="873" w:type="dxa"/>
             <w:tcBorders>
-              <w:top w:val="nil"/>
-              <w:left w:val="single" w:sz="2" w:space="0" w:color="000000"/>
-              <w:bottom w:val="single" w:sz="2" w:space="0" w:color="000000"/>
-              <w:right w:val="nil"/>
+              <w:top w:val="single" w:sz="5" w:space="0" w:color="A6A6A6"/>
+              <w:bottom w:val="single" w:sz="5" w:space="0" w:color="A6A6A6"/>
+              <w:left w:val="single" w:sz="5" w:space="0" w:color="A6A6A6"/>
+              <w:right w:val="single" w:sz="5" w:space="0" w:color="A6A6A6"/>
             </w:tcBorders>
             <w:hideMark/>
           </w:tcPr>
@@ -1416,10 +1425,10 @@
           <w:tcPr>
             <w:tcW w:w="873" w:type="dxa"/>
             <w:tcBorders>
-              <w:top w:val="nil"/>
-              <w:left w:val="single" w:sz="2" w:space="0" w:color="000000"/>
-              <w:bottom w:val="single" w:sz="2" w:space="0" w:color="000000"/>
-              <w:right w:val="nil"/>
+              <w:top w:val="single" w:sz="5" w:space="0" w:color="A6A6A6"/>
+              <w:bottom w:val="single" w:sz="5" w:space="0" w:color="A6A6A6"/>
+              <w:left w:val="single" w:sz="5" w:space="0" w:color="A6A6A6"/>
+              <w:right w:val="single" w:sz="5" w:space="0" w:color="A6A6A6"/>
             </w:tcBorders>
             <w:hideMark/>
           </w:tcPr>
@@ -1449,10 +1458,10 @@
           <w:tcPr>
             <w:tcW w:w="873" w:type="dxa"/>
             <w:tcBorders>
-              <w:top w:val="nil"/>
-              <w:left w:val="single" w:sz="2" w:space="0" w:color="000000"/>
-              <w:bottom w:val="single" w:sz="2" w:space="0" w:color="000000"/>
-              <w:right w:val="nil"/>
+              <w:top w:val="single" w:sz="5" w:space="0" w:color="A6A6A6"/>
+              <w:bottom w:val="single" w:sz="5" w:space="0" w:color="A6A6A6"/>
+              <w:left w:val="single" w:sz="5" w:space="0" w:color="A6A6A6"/>
+              <w:right w:val="single" w:sz="5" w:space="0" w:color="A6A6A6"/>
             </w:tcBorders>
             <w:hideMark/>
           </w:tcPr>
@@ -1493,10 +1502,10 @@
           <w:tcPr>
             <w:tcW w:w="953" w:type="dxa"/>
             <w:tcBorders>
-              <w:top w:val="nil"/>
-              <w:left w:val="single" w:sz="2" w:space="0" w:color="000000"/>
-              <w:bottom w:val="single" w:sz="2" w:space="0" w:color="000000"/>
-              <w:right w:val="nil"/>
+              <w:top w:val="single" w:sz="5" w:space="0" w:color="A6A6A6"/>
+              <w:bottom w:val="single" w:sz="5" w:space="0" w:color="A6A6A6"/>
+              <w:left w:val="single" w:sz="5" w:space="0" w:color="A6A6A6"/>
+              <w:right w:val="single" w:sz="5" w:space="0" w:color="A6A6A6"/>
             </w:tcBorders>
             <w:hideMark/>
           </w:tcPr>
@@ -1534,10 +1543,10 @@
           <w:tcPr>
             <w:tcW w:w="792" w:type="dxa"/>
             <w:tcBorders>
-              <w:top w:val="nil"/>
-              <w:left w:val="single" w:sz="2" w:space="0" w:color="000000"/>
-              <w:bottom w:val="single" w:sz="2" w:space="0" w:color="000000"/>
-              <w:right w:val="nil"/>
+              <w:top w:val="single" w:sz="5" w:space="0" w:color="A6A6A6"/>
+              <w:bottom w:val="single" w:sz="5" w:space="0" w:color="A6A6A6"/>
+              <w:left w:val="single" w:sz="5" w:space="0" w:color="A6A6A6"/>
+              <w:right w:val="single" w:sz="5" w:space="0" w:color="A6A6A6"/>
             </w:tcBorders>
             <w:hideMark/>
           </w:tcPr>
@@ -1607,10 +1616,10 @@
           <w:tcPr>
             <w:tcW w:w="921" w:type="dxa"/>
             <w:tcBorders>
-              <w:top w:val="nil"/>
-              <w:left w:val="single" w:sz="2" w:space="0" w:color="000000"/>
-              <w:bottom w:val="single" w:sz="2" w:space="0" w:color="000000"/>
-              <w:right w:val="single" w:sz="2" w:space="0" w:color="000000"/>
+              <w:top w:val="single" w:sz="5" w:space="0" w:color="A6A6A6"/>
+              <w:bottom w:val="single" w:sz="5" w:space="0" w:color="A6A6A6"/>
+              <w:left w:val="single" w:sz="5" w:space="0" w:color="A6A6A6"/>
+              <w:right w:val="single" w:sz="5" w:space="0" w:color="A6A6A6"/>
             </w:tcBorders>
             <w:hideMark/>
           </w:tcPr>
@@ -1659,10 +1668,10 @@
           <w:tcPr>
             <w:tcW w:w="699" w:type="dxa"/>
             <w:tcBorders>
-              <w:top w:val="nil"/>
-              <w:left w:val="single" w:sz="2" w:space="0" w:color="000000"/>
-              <w:bottom w:val="single" w:sz="2" w:space="0" w:color="000000"/>
-              <w:right w:val="single" w:sz="2" w:space="0" w:color="000000"/>
+              <w:top w:val="single" w:sz="5" w:space="0" w:color="A6A6A6"/>
+              <w:bottom w:val="single" w:sz="5" w:space="0" w:color="A6A6A6"/>
+              <w:left w:val="single" w:sz="5" w:space="0" w:color="A6A6A6"/>
+              <w:right w:val="single" w:sz="5" w:space="0" w:color="A6A6A6"/>
             </w:tcBorders>
             <w:hideMark/>
           </w:tcPr>
@@ -1715,10 +1724,10 @@
             <w:tcW w:w="873" w:type="dxa"/>
             <w:vMerge/>
             <w:tcBorders>
-              <w:top w:val="nil"/>
-              <w:left w:val="single" w:sz="2" w:space="0" w:color="000000"/>
-              <w:bottom w:val="single" w:sz="2" w:space="0" w:color="000000"/>
-              <w:right w:val="nil"/>
+              <w:top w:val="single" w:sz="5" w:space="0" w:color="A6A6A6"/>
+              <w:bottom w:val="single" w:sz="5" w:space="0" w:color="A6A6A6"/>
+              <w:left w:val="single" w:sz="5" w:space="0" w:color="A6A6A6"/>
+              <w:right w:val="single" w:sz="5" w:space="0" w:color="A6A6A6"/>
             </w:tcBorders>
             <w:vAlign w:val="center"/>
             <w:hideMark/>
@@ -1739,10 +1748,10 @@
           <w:tcPr>
             <w:tcW w:w="874" w:type="dxa"/>
             <w:tcBorders>
-              <w:top w:val="nil"/>
-              <w:left w:val="single" w:sz="2" w:space="0" w:color="000000"/>
-              <w:bottom w:val="single" w:sz="2" w:space="0" w:color="000000"/>
-              <w:right w:val="nil"/>
+              <w:top w:val="single" w:sz="5" w:space="0" w:color="A6A6A6"/>
+              <w:bottom w:val="single" w:sz="5" w:space="0" w:color="A6A6A6"/>
+              <w:left w:val="single" w:sz="5" w:space="0" w:color="A6A6A6"/>
+              <w:right w:val="single" w:sz="5" w:space="0" w:color="A6A6A6"/>
             </w:tcBorders>
             <w:hideMark/>
           </w:tcPr>
@@ -1772,10 +1781,10 @@
           <w:tcPr>
             <w:tcW w:w="873" w:type="dxa"/>
             <w:tcBorders>
-              <w:top w:val="nil"/>
-              <w:left w:val="single" w:sz="2" w:space="0" w:color="000000"/>
-              <w:bottom w:val="single" w:sz="2" w:space="0" w:color="000000"/>
-              <w:right w:val="nil"/>
+              <w:top w:val="single" w:sz="5" w:space="0" w:color="A6A6A6"/>
+              <w:bottom w:val="single" w:sz="5" w:space="0" w:color="A6A6A6"/>
+              <w:left w:val="single" w:sz="5" w:space="0" w:color="A6A6A6"/>
+              <w:right w:val="single" w:sz="5" w:space="0" w:color="A6A6A6"/>
             </w:tcBorders>
             <w:hideMark/>
           </w:tcPr>
@@ -1805,10 +1814,10 @@
           <w:tcPr>
             <w:tcW w:w="873" w:type="dxa"/>
             <w:tcBorders>
-              <w:top w:val="nil"/>
-              <w:left w:val="single" w:sz="2" w:space="0" w:color="000000"/>
-              <w:bottom w:val="single" w:sz="2" w:space="0" w:color="000000"/>
-              <w:right w:val="nil"/>
+              <w:top w:val="single" w:sz="5" w:space="0" w:color="A6A6A6"/>
+              <w:bottom w:val="single" w:sz="5" w:space="0" w:color="A6A6A6"/>
+              <w:left w:val="single" w:sz="5" w:space="0" w:color="A6A6A6"/>
+              <w:right w:val="single" w:sz="5" w:space="0" w:color="A6A6A6"/>
             </w:tcBorders>
             <w:hideMark/>
           </w:tcPr>
@@ -1838,10 +1847,10 @@
           <w:tcPr>
             <w:tcW w:w="873" w:type="dxa"/>
             <w:tcBorders>
-              <w:top w:val="nil"/>
-              <w:left w:val="single" w:sz="2" w:space="0" w:color="000000"/>
-              <w:bottom w:val="single" w:sz="2" w:space="0" w:color="000000"/>
-              <w:right w:val="nil"/>
+              <w:top w:val="single" w:sz="5" w:space="0" w:color="A6A6A6"/>
+              <w:bottom w:val="single" w:sz="5" w:space="0" w:color="A6A6A6"/>
+              <w:left w:val="single" w:sz="5" w:space="0" w:color="A6A6A6"/>
+              <w:right w:val="single" w:sz="5" w:space="0" w:color="A6A6A6"/>
             </w:tcBorders>
             <w:hideMark/>
           </w:tcPr>
@@ -1871,10 +1880,10 @@
           <w:tcPr>
             <w:tcW w:w="873" w:type="dxa"/>
             <w:tcBorders>
-              <w:top w:val="nil"/>
-              <w:left w:val="single" w:sz="2" w:space="0" w:color="000000"/>
-              <w:bottom w:val="single" w:sz="2" w:space="0" w:color="000000"/>
-              <w:right w:val="nil"/>
+              <w:top w:val="single" w:sz="5" w:space="0" w:color="A6A6A6"/>
+              <w:bottom w:val="single" w:sz="5" w:space="0" w:color="A6A6A6"/>
+              <w:left w:val="single" w:sz="5" w:space="0" w:color="A6A6A6"/>
+              <w:right w:val="single" w:sz="5" w:space="0" w:color="A6A6A6"/>
             </w:tcBorders>
             <w:hideMark/>
           </w:tcPr>
@@ -1915,10 +1924,10 @@
           <w:tcPr>
             <w:tcW w:w="873" w:type="dxa"/>
             <w:tcBorders>
-              <w:top w:val="nil"/>
-              <w:left w:val="single" w:sz="2" w:space="0" w:color="000000"/>
-              <w:bottom w:val="single" w:sz="2" w:space="0" w:color="000000"/>
-              <w:right w:val="nil"/>
+              <w:top w:val="single" w:sz="5" w:space="0" w:color="A6A6A6"/>
+              <w:bottom w:val="single" w:sz="5" w:space="0" w:color="A6A6A6"/>
+              <w:left w:val="single" w:sz="5" w:space="0" w:color="A6A6A6"/>
+              <w:right w:val="single" w:sz="5" w:space="0" w:color="A6A6A6"/>
             </w:tcBorders>
             <w:hideMark/>
           </w:tcPr>
@@ -1959,10 +1968,10 @@
           <w:tcPr>
             <w:tcW w:w="873" w:type="dxa"/>
             <w:tcBorders>
-              <w:top w:val="nil"/>
-              <w:left w:val="single" w:sz="2" w:space="0" w:color="000000"/>
-              <w:bottom w:val="single" w:sz="2" w:space="0" w:color="000000"/>
-              <w:right w:val="nil"/>
+              <w:top w:val="single" w:sz="5" w:space="0" w:color="A6A6A6"/>
+              <w:bottom w:val="single" w:sz="5" w:space="0" w:color="A6A6A6"/>
+              <w:left w:val="single" w:sz="5" w:space="0" w:color="A6A6A6"/>
+              <w:right w:val="single" w:sz="5" w:space="0" w:color="A6A6A6"/>
             </w:tcBorders>
             <w:hideMark/>
           </w:tcPr>
@@ -1992,10 +2001,10 @@
           <w:tcPr>
             <w:tcW w:w="953" w:type="dxa"/>
             <w:tcBorders>
-              <w:top w:val="nil"/>
-              <w:left w:val="single" w:sz="2" w:space="0" w:color="000000"/>
-              <w:bottom w:val="single" w:sz="2" w:space="0" w:color="000000"/>
-              <w:right w:val="nil"/>
+              <w:top w:val="single" w:sz="5" w:space="0" w:color="A6A6A6"/>
+              <w:bottom w:val="single" w:sz="5" w:space="0" w:color="A6A6A6"/>
+              <w:left w:val="single" w:sz="5" w:space="0" w:color="A6A6A6"/>
+              <w:right w:val="single" w:sz="5" w:space="0" w:color="A6A6A6"/>
             </w:tcBorders>
             <w:hideMark/>
           </w:tcPr>
@@ -2036,10 +2045,10 @@
           <w:tcPr>
             <w:tcW w:w="792" w:type="dxa"/>
             <w:tcBorders>
-              <w:top w:val="nil"/>
-              <w:left w:val="single" w:sz="2" w:space="0" w:color="000000"/>
-              <w:bottom w:val="single" w:sz="2" w:space="0" w:color="000000"/>
-              <w:right w:val="nil"/>
+              <w:top w:val="single" w:sz="5" w:space="0" w:color="A6A6A6"/>
+              <w:bottom w:val="single" w:sz="5" w:space="0" w:color="A6A6A6"/>
+              <w:left w:val="single" w:sz="5" w:space="0" w:color="A6A6A6"/>
+              <w:right w:val="single" w:sz="5" w:space="0" w:color="A6A6A6"/>
             </w:tcBorders>
             <w:hideMark/>
           </w:tcPr>
@@ -2069,10 +2078,10 @@
           <w:tcPr>
             <w:tcW w:w="921" w:type="dxa"/>
             <w:tcBorders>
-              <w:top w:val="nil"/>
-              <w:left w:val="single" w:sz="2" w:space="0" w:color="000000"/>
-              <w:bottom w:val="single" w:sz="2" w:space="0" w:color="000000"/>
-              <w:right w:val="single" w:sz="2" w:space="0" w:color="000000"/>
+              <w:top w:val="single" w:sz="5" w:space="0" w:color="A6A6A6"/>
+              <w:bottom w:val="single" w:sz="5" w:space="0" w:color="A6A6A6"/>
+              <w:left w:val="single" w:sz="5" w:space="0" w:color="A6A6A6"/>
+              <w:right w:val="single" w:sz="5" w:space="0" w:color="A6A6A6"/>
             </w:tcBorders>
             <w:hideMark/>
           </w:tcPr>
@@ -2102,10 +2111,10 @@
           <w:tcPr>
             <w:tcW w:w="699" w:type="dxa"/>
             <w:tcBorders>
-              <w:top w:val="nil"/>
-              <w:left w:val="single" w:sz="2" w:space="0" w:color="000000"/>
-              <w:bottom w:val="single" w:sz="2" w:space="0" w:color="000000"/>
-              <w:right w:val="single" w:sz="2" w:space="0" w:color="000000"/>
+              <w:top w:val="single" w:sz="5" w:space="0" w:color="A6A6A6"/>
+              <w:bottom w:val="single" w:sz="5" w:space="0" w:color="A6A6A6"/>
+              <w:left w:val="single" w:sz="5" w:space="0" w:color="A6A6A6"/>
+              <w:right w:val="single" w:sz="5" w:space="0" w:color="A6A6A6"/>
             </w:tcBorders>
           </w:tcPr>
           <w:p>
@@ -2170,8 +2179,17 @@
     </w:p>
     <w:tbl>
       <w:tblPr>
-        <w:tblW w:w="0" w:type="dxa"/>
+        <w:tblW w:w="9645" w:type="dxa"/>
+        <w:jc w:val="center"/>
         <w:tblInd w:w="1" w:type="dxa"/>
+        <w:tblBorders>
+          <w:top w:val="single" w:sz="5" w:space="0" w:color="A6A6A6"/>
+          <w:left w:val="single" w:sz="5" w:space="0" w:color="A6A6A6"/>
+          <w:bottom w:val="single" w:sz="5" w:space="0" w:color="A6A6A6"/>
+          <w:right w:val="single" w:sz="5" w:space="0" w:color="A6A6A6"/>
+          <w:insideH w:val="single" w:sz="5" w:space="0" w:color="A6A6A6"/>
+          <w:insideV w:val="single" w:sz="5" w:space="0" w:color="A6A6A6"/>
+        </w:tblBorders>
         <w:tblLayout w:type="fixed"/>
         <w:tblCellMar>
           <w:left w:w="0" w:type="dxa"/>
@@ -2192,10 +2210,10 @@
           <w:tcPr>
             <w:tcW w:w="1319" w:type="dxa"/>
             <w:tcBorders>
-              <w:top w:val="single" w:sz="2" w:space="0" w:color="000000"/>
-              <w:left w:val="single" w:sz="2" w:space="0" w:color="000000"/>
-              <w:bottom w:val="single" w:sz="2" w:space="0" w:color="000000"/>
-              <w:right w:val="nil"/>
+              <w:top w:val="single" w:sz="5" w:space="0" w:color="A6A6A6"/>
+              <w:bottom w:val="single" w:sz="5" w:space="0" w:color="A6A6A6"/>
+              <w:left w:val="single" w:sz="5" w:space="0" w:color="A6A6A6"/>
+              <w:right w:val="single" w:sz="5" w:space="0" w:color="A6A6A6"/>
             </w:tcBorders>
             <w:hideMark/>
           </w:tcPr>
@@ -2219,10 +2237,10 @@
           <w:tcPr>
             <w:tcW w:w="1542" w:type="dxa"/>
             <w:tcBorders>
-              <w:top w:val="single" w:sz="2" w:space="0" w:color="000000"/>
-              <w:left w:val="single" w:sz="2" w:space="0" w:color="000000"/>
-              <w:bottom w:val="single" w:sz="2" w:space="0" w:color="000000"/>
-              <w:right w:val="nil"/>
+              <w:top w:val="single" w:sz="5" w:space="0" w:color="A6A6A6"/>
+              <w:bottom w:val="single" w:sz="5" w:space="0" w:color="A6A6A6"/>
+              <w:left w:val="single" w:sz="5" w:space="0" w:color="A6A6A6"/>
+              <w:right w:val="single" w:sz="5" w:space="0" w:color="A6A6A6"/>
             </w:tcBorders>
             <w:hideMark/>
           </w:tcPr>
@@ -2260,10 +2278,10 @@
           <w:tcPr>
             <w:tcW w:w="7064" w:type="dxa"/>
             <w:tcBorders>
-              <w:top w:val="single" w:sz="2" w:space="0" w:color="000000"/>
-              <w:left w:val="single" w:sz="2" w:space="0" w:color="000000"/>
-              <w:bottom w:val="single" w:sz="2" w:space="0" w:color="000000"/>
-              <w:right w:val="single" w:sz="2" w:space="0" w:color="000000"/>
+              <w:top w:val="single" w:sz="5" w:space="0" w:color="A6A6A6"/>
+              <w:bottom w:val="single" w:sz="5" w:space="0" w:color="A6A6A6"/>
+              <w:left w:val="single" w:sz="5" w:space="0" w:color="A6A6A6"/>
+              <w:right w:val="single" w:sz="5" w:space="0" w:color="A6A6A6"/>
             </w:tcBorders>
           </w:tcPr>
           <w:p>
@@ -2296,10 +2314,10 @@
           <w:tcPr>
             <w:tcW w:w="1319" w:type="dxa"/>
             <w:tcBorders>
-              <w:top w:val="nil"/>
-              <w:left w:val="single" w:sz="2" w:space="0" w:color="000000"/>
-              <w:bottom w:val="single" w:sz="2" w:space="0" w:color="000000"/>
-              <w:right w:val="nil"/>
+              <w:top w:val="single" w:sz="5" w:space="0" w:color="A6A6A6"/>
+              <w:bottom w:val="single" w:sz="5" w:space="0" w:color="A6A6A6"/>
+              <w:left w:val="single" w:sz="5" w:space="0" w:color="A6A6A6"/>
+              <w:right w:val="single" w:sz="5" w:space="0" w:color="A6A6A6"/>
             </w:tcBorders>
             <w:hideMark/>
           </w:tcPr>
@@ -2325,10 +2343,10 @@
           <w:tcPr>
             <w:tcW w:w="1542" w:type="dxa"/>
             <w:tcBorders>
-              <w:top w:val="nil"/>
-              <w:left w:val="single" w:sz="2" w:space="0" w:color="000000"/>
-              <w:bottom w:val="single" w:sz="2" w:space="0" w:color="000000"/>
-              <w:right w:val="nil"/>
+              <w:top w:val="single" w:sz="5" w:space="0" w:color="A6A6A6"/>
+              <w:bottom w:val="single" w:sz="5" w:space="0" w:color="A6A6A6"/>
+              <w:left w:val="single" w:sz="5" w:space="0" w:color="A6A6A6"/>
+              <w:right w:val="single" w:sz="5" w:space="0" w:color="A6A6A6"/>
             </w:tcBorders>
             <w:hideMark/>
           </w:tcPr>
@@ -2354,10 +2372,10 @@
           <w:tcPr>
             <w:tcW w:w="7064" w:type="dxa"/>
             <w:tcBorders>
-              <w:top w:val="nil"/>
-              <w:left w:val="single" w:sz="2" w:space="0" w:color="000000"/>
-              <w:bottom w:val="single" w:sz="2" w:space="0" w:color="000000"/>
-              <w:right w:val="single" w:sz="2" w:space="0" w:color="000000"/>
+              <w:top w:val="single" w:sz="5" w:space="0" w:color="A6A6A6"/>
+              <w:bottom w:val="single" w:sz="5" w:space="0" w:color="A6A6A6"/>
+              <w:left w:val="single" w:sz="5" w:space="0" w:color="A6A6A6"/>
+              <w:right w:val="single" w:sz="5" w:space="0" w:color="A6A6A6"/>
             </w:tcBorders>
             <w:hideMark/>
           </w:tcPr>
@@ -2385,10 +2403,10 @@
           <w:tcPr>
             <w:tcW w:w="1319" w:type="dxa"/>
             <w:tcBorders>
-              <w:top w:val="nil"/>
-              <w:left w:val="single" w:sz="2" w:space="0" w:color="000000"/>
-              <w:bottom w:val="single" w:sz="2" w:space="0" w:color="000000"/>
-              <w:right w:val="nil"/>
+              <w:top w:val="single" w:sz="5" w:space="0" w:color="A6A6A6"/>
+              <w:bottom w:val="single" w:sz="5" w:space="0" w:color="A6A6A6"/>
+              <w:left w:val="single" w:sz="5" w:space="0" w:color="A6A6A6"/>
+              <w:right w:val="single" w:sz="5" w:space="0" w:color="A6A6A6"/>
             </w:tcBorders>
             <w:hideMark/>
           </w:tcPr>
@@ -2414,10 +2432,10 @@
           <w:tcPr>
             <w:tcW w:w="1542" w:type="dxa"/>
             <w:tcBorders>
-              <w:top w:val="nil"/>
-              <w:left w:val="single" w:sz="2" w:space="0" w:color="000000"/>
-              <w:bottom w:val="single" w:sz="2" w:space="0" w:color="000000"/>
-              <w:right w:val="nil"/>
+              <w:top w:val="single" w:sz="5" w:space="0" w:color="A6A6A6"/>
+              <w:bottom w:val="single" w:sz="5" w:space="0" w:color="A6A6A6"/>
+              <w:left w:val="single" w:sz="5" w:space="0" w:color="A6A6A6"/>
+              <w:right w:val="single" w:sz="5" w:space="0" w:color="A6A6A6"/>
             </w:tcBorders>
             <w:hideMark/>
           </w:tcPr>
@@ -2443,10 +2461,10 @@
           <w:tcPr>
             <w:tcW w:w="7064" w:type="dxa"/>
             <w:tcBorders>
-              <w:top w:val="nil"/>
-              <w:left w:val="single" w:sz="2" w:space="0" w:color="000000"/>
-              <w:bottom w:val="single" w:sz="2" w:space="0" w:color="000000"/>
-              <w:right w:val="single" w:sz="2" w:space="0" w:color="000000"/>
+              <w:top w:val="single" w:sz="5" w:space="0" w:color="A6A6A6"/>
+              <w:bottom w:val="single" w:sz="5" w:space="0" w:color="A6A6A6"/>
+              <w:left w:val="single" w:sz="5" w:space="0" w:color="A6A6A6"/>
+              <w:right w:val="single" w:sz="5" w:space="0" w:color="A6A6A6"/>
             </w:tcBorders>
             <w:hideMark/>
           </w:tcPr>
@@ -2474,10 +2492,10 @@
           <w:tcPr>
             <w:tcW w:w="1319" w:type="dxa"/>
             <w:tcBorders>
-              <w:top w:val="nil"/>
-              <w:left w:val="single" w:sz="2" w:space="0" w:color="000000"/>
-              <w:bottom w:val="single" w:sz="2" w:space="0" w:color="000000"/>
-              <w:right w:val="nil"/>
+              <w:top w:val="single" w:sz="5" w:space="0" w:color="A6A6A6"/>
+              <w:bottom w:val="single" w:sz="5" w:space="0" w:color="A6A6A6"/>
+              <w:left w:val="single" w:sz="5" w:space="0" w:color="A6A6A6"/>
+              <w:right w:val="single" w:sz="5" w:space="0" w:color="A6A6A6"/>
             </w:tcBorders>
             <w:hideMark/>
           </w:tcPr>
@@ -2503,10 +2521,10 @@
           <w:tcPr>
             <w:tcW w:w="1542" w:type="dxa"/>
             <w:tcBorders>
-              <w:top w:val="nil"/>
-              <w:left w:val="single" w:sz="2" w:space="0" w:color="000000"/>
-              <w:bottom w:val="single" w:sz="2" w:space="0" w:color="000000"/>
-              <w:right w:val="nil"/>
+              <w:top w:val="single" w:sz="5" w:space="0" w:color="A6A6A6"/>
+              <w:bottom w:val="single" w:sz="5" w:space="0" w:color="A6A6A6"/>
+              <w:left w:val="single" w:sz="5" w:space="0" w:color="A6A6A6"/>
+              <w:right w:val="single" w:sz="5" w:space="0" w:color="A6A6A6"/>
             </w:tcBorders>
             <w:hideMark/>
           </w:tcPr>
@@ -2532,10 +2550,10 @@
           <w:tcPr>
             <w:tcW w:w="7064" w:type="dxa"/>
             <w:tcBorders>
-              <w:top w:val="nil"/>
-              <w:left w:val="single" w:sz="2" w:space="0" w:color="000000"/>
-              <w:bottom w:val="single" w:sz="2" w:space="0" w:color="000000"/>
-              <w:right w:val="single" w:sz="2" w:space="0" w:color="000000"/>
+              <w:top w:val="single" w:sz="5" w:space="0" w:color="A6A6A6"/>
+              <w:bottom w:val="single" w:sz="5" w:space="0" w:color="A6A6A6"/>
+              <w:left w:val="single" w:sz="5" w:space="0" w:color="A6A6A6"/>
+              <w:right w:val="single" w:sz="5" w:space="0" w:color="A6A6A6"/>
             </w:tcBorders>
             <w:hideMark/>
           </w:tcPr>
@@ -2593,10 +2611,10 @@
           <w:tcPr>
             <w:tcW w:w="1319" w:type="dxa"/>
             <w:tcBorders>
-              <w:top w:val="nil"/>
-              <w:left w:val="single" w:sz="2" w:space="0" w:color="000000"/>
-              <w:bottom w:val="single" w:sz="2" w:space="0" w:color="000000"/>
-              <w:right w:val="nil"/>
+              <w:top w:val="single" w:sz="5" w:space="0" w:color="A6A6A6"/>
+              <w:bottom w:val="single" w:sz="5" w:space="0" w:color="A6A6A6"/>
+              <w:left w:val="single" w:sz="5" w:space="0" w:color="A6A6A6"/>
+              <w:right w:val="single" w:sz="5" w:space="0" w:color="A6A6A6"/>
             </w:tcBorders>
             <w:hideMark/>
           </w:tcPr>
@@ -2624,10 +2642,10 @@
           <w:tcPr>
             <w:tcW w:w="1542" w:type="dxa"/>
             <w:tcBorders>
-              <w:top w:val="nil"/>
-              <w:left w:val="single" w:sz="2" w:space="0" w:color="000000"/>
-              <w:bottom w:val="single" w:sz="2" w:space="0" w:color="000000"/>
-              <w:right w:val="nil"/>
+              <w:top w:val="single" w:sz="5" w:space="0" w:color="A6A6A6"/>
+              <w:bottom w:val="single" w:sz="5" w:space="0" w:color="A6A6A6"/>
+              <w:left w:val="single" w:sz="5" w:space="0" w:color="A6A6A6"/>
+              <w:right w:val="single" w:sz="5" w:space="0" w:color="A6A6A6"/>
             </w:tcBorders>
             <w:hideMark/>
           </w:tcPr>
@@ -2663,10 +2681,10 @@
           <w:tcPr>
             <w:tcW w:w="7064" w:type="dxa"/>
             <w:tcBorders>
-              <w:top w:val="nil"/>
-              <w:left w:val="single" w:sz="2" w:space="0" w:color="000000"/>
-              <w:bottom w:val="single" w:sz="2" w:space="0" w:color="000000"/>
-              <w:right w:val="single" w:sz="2" w:space="0" w:color="000000"/>
+              <w:top w:val="single" w:sz="5" w:space="0" w:color="A6A6A6"/>
+              <w:bottom w:val="single" w:sz="5" w:space="0" w:color="A6A6A6"/>
+              <w:left w:val="single" w:sz="5" w:space="0" w:color="A6A6A6"/>
+              <w:right w:val="single" w:sz="5" w:space="0" w:color="A6A6A6"/>
             </w:tcBorders>
             <w:hideMark/>
           </w:tcPr>
@@ -2744,10 +2762,10 @@
           <w:tcPr>
             <w:tcW w:w="1319" w:type="dxa"/>
             <w:tcBorders>
-              <w:top w:val="nil"/>
-              <w:left w:val="single" w:sz="2" w:space="0" w:color="000000"/>
-              <w:bottom w:val="single" w:sz="2" w:space="0" w:color="000000"/>
-              <w:right w:val="nil"/>
+              <w:top w:val="single" w:sz="5" w:space="0" w:color="A6A6A6"/>
+              <w:bottom w:val="single" w:sz="5" w:space="0" w:color="A6A6A6"/>
+              <w:left w:val="single" w:sz="5" w:space="0" w:color="A6A6A6"/>
+              <w:right w:val="single" w:sz="5" w:space="0" w:color="A6A6A6"/>
             </w:tcBorders>
             <w:hideMark/>
           </w:tcPr>
@@ -2775,10 +2793,10 @@
           <w:tcPr>
             <w:tcW w:w="1542" w:type="dxa"/>
             <w:tcBorders>
-              <w:top w:val="nil"/>
-              <w:left w:val="single" w:sz="2" w:space="0" w:color="000000"/>
-              <w:bottom w:val="single" w:sz="2" w:space="0" w:color="000000"/>
-              <w:right w:val="nil"/>
+              <w:top w:val="single" w:sz="5" w:space="0" w:color="A6A6A6"/>
+              <w:bottom w:val="single" w:sz="5" w:space="0" w:color="A6A6A6"/>
+              <w:left w:val="single" w:sz="5" w:space="0" w:color="A6A6A6"/>
+              <w:right w:val="single" w:sz="5" w:space="0" w:color="A6A6A6"/>
             </w:tcBorders>
             <w:hideMark/>
           </w:tcPr>
@@ -2806,10 +2824,10 @@
           <w:tcPr>
             <w:tcW w:w="7064" w:type="dxa"/>
             <w:tcBorders>
-              <w:top w:val="nil"/>
-              <w:left w:val="single" w:sz="2" w:space="0" w:color="000000"/>
-              <w:bottom w:val="single" w:sz="2" w:space="0" w:color="000000"/>
-              <w:right w:val="single" w:sz="2" w:space="0" w:color="000000"/>
+              <w:top w:val="single" w:sz="5" w:space="0" w:color="A6A6A6"/>
+              <w:bottom w:val="single" w:sz="5" w:space="0" w:color="A6A6A6"/>
+              <w:left w:val="single" w:sz="5" w:space="0" w:color="A6A6A6"/>
+              <w:right w:val="single" w:sz="5" w:space="0" w:color="A6A6A6"/>
             </w:tcBorders>
             <w:hideMark/>
           </w:tcPr>
@@ -2871,10 +2889,10 @@
           <w:tcPr>
             <w:tcW w:w="1319" w:type="dxa"/>
             <w:tcBorders>
-              <w:top w:val="nil"/>
-              <w:left w:val="single" w:sz="2" w:space="0" w:color="000000"/>
-              <w:bottom w:val="single" w:sz="2" w:space="0" w:color="000000"/>
-              <w:right w:val="nil"/>
+              <w:top w:val="single" w:sz="5" w:space="0" w:color="A6A6A6"/>
+              <w:bottom w:val="single" w:sz="5" w:space="0" w:color="A6A6A6"/>
+              <w:left w:val="single" w:sz="5" w:space="0" w:color="A6A6A6"/>
+              <w:right w:val="single" w:sz="5" w:space="0" w:color="A6A6A6"/>
             </w:tcBorders>
             <w:hideMark/>
           </w:tcPr>
@@ -2902,10 +2920,10 @@
           <w:tcPr>
             <w:tcW w:w="1542" w:type="dxa"/>
             <w:tcBorders>
-              <w:top w:val="nil"/>
-              <w:left w:val="single" w:sz="2" w:space="0" w:color="000000"/>
-              <w:bottom w:val="single" w:sz="2" w:space="0" w:color="000000"/>
-              <w:right w:val="nil"/>
+              <w:top w:val="single" w:sz="5" w:space="0" w:color="A6A6A6"/>
+              <w:bottom w:val="single" w:sz="5" w:space="0" w:color="A6A6A6"/>
+              <w:left w:val="single" w:sz="5" w:space="0" w:color="A6A6A6"/>
+              <w:right w:val="single" w:sz="5" w:space="0" w:color="A6A6A6"/>
             </w:tcBorders>
             <w:hideMark/>
           </w:tcPr>
@@ -2981,10 +2999,10 @@
           <w:tcPr>
             <w:tcW w:w="7064" w:type="dxa"/>
             <w:tcBorders>
-              <w:top w:val="nil"/>
-              <w:left w:val="single" w:sz="2" w:space="0" w:color="000000"/>
-              <w:bottom w:val="single" w:sz="2" w:space="0" w:color="000000"/>
-              <w:right w:val="single" w:sz="2" w:space="0" w:color="000000"/>
+              <w:top w:val="single" w:sz="5" w:space="0" w:color="A6A6A6"/>
+              <w:bottom w:val="single" w:sz="5" w:space="0" w:color="A6A6A6"/>
+              <w:left w:val="single" w:sz="5" w:space="0" w:color="A6A6A6"/>
+              <w:right w:val="single" w:sz="5" w:space="0" w:color="A6A6A6"/>
             </w:tcBorders>
             <w:hideMark/>
           </w:tcPr>
@@ -3058,10 +3076,10 @@
           <w:tcPr>
             <w:tcW w:w="1319" w:type="dxa"/>
             <w:tcBorders>
-              <w:top w:val="nil"/>
-              <w:left w:val="single" w:sz="2" w:space="0" w:color="000000"/>
-              <w:bottom w:val="single" w:sz="2" w:space="0" w:color="000000"/>
-              <w:right w:val="nil"/>
+              <w:top w:val="single" w:sz="5" w:space="0" w:color="A6A6A6"/>
+              <w:bottom w:val="single" w:sz="5" w:space="0" w:color="A6A6A6"/>
+              <w:left w:val="single" w:sz="5" w:space="0" w:color="A6A6A6"/>
+              <w:right w:val="single" w:sz="5" w:space="0" w:color="A6A6A6"/>
             </w:tcBorders>
             <w:hideMark/>
           </w:tcPr>
@@ -3089,10 +3107,10 @@
           <w:tcPr>
             <w:tcW w:w="1542" w:type="dxa"/>
             <w:tcBorders>
-              <w:top w:val="nil"/>
-              <w:left w:val="single" w:sz="2" w:space="0" w:color="000000"/>
-              <w:bottom w:val="single" w:sz="2" w:space="0" w:color="000000"/>
-              <w:right w:val="nil"/>
+              <w:top w:val="single" w:sz="5" w:space="0" w:color="A6A6A6"/>
+              <w:bottom w:val="single" w:sz="5" w:space="0" w:color="A6A6A6"/>
+              <w:left w:val="single" w:sz="5" w:space="0" w:color="A6A6A6"/>
+              <w:right w:val="single" w:sz="5" w:space="0" w:color="A6A6A6"/>
             </w:tcBorders>
             <w:hideMark/>
           </w:tcPr>
@@ -3120,10 +3138,10 @@
           <w:tcPr>
             <w:tcW w:w="7064" w:type="dxa"/>
             <w:tcBorders>
-              <w:top w:val="nil"/>
-              <w:left w:val="single" w:sz="2" w:space="0" w:color="000000"/>
-              <w:bottom w:val="single" w:sz="2" w:space="0" w:color="000000"/>
-              <w:right w:val="single" w:sz="2" w:space="0" w:color="000000"/>
+              <w:top w:val="single" w:sz="5" w:space="0" w:color="A6A6A6"/>
+              <w:bottom w:val="single" w:sz="5" w:space="0" w:color="A6A6A6"/>
+              <w:left w:val="single" w:sz="5" w:space="0" w:color="A6A6A6"/>
+              <w:right w:val="single" w:sz="5" w:space="0" w:color="A6A6A6"/>
             </w:tcBorders>
             <w:hideMark/>
           </w:tcPr>
@@ -3197,10 +3215,10 @@
           <w:tcPr>
             <w:tcW w:w="1319" w:type="dxa"/>
             <w:tcBorders>
-              <w:top w:val="nil"/>
-              <w:left w:val="single" w:sz="2" w:space="0" w:color="000000"/>
-              <w:bottom w:val="single" w:sz="2" w:space="0" w:color="000000"/>
-              <w:right w:val="nil"/>
+              <w:top w:val="single" w:sz="5" w:space="0" w:color="A6A6A6"/>
+              <w:bottom w:val="single" w:sz="5" w:space="0" w:color="A6A6A6"/>
+              <w:left w:val="single" w:sz="5" w:space="0" w:color="A6A6A6"/>
+              <w:right w:val="single" w:sz="5" w:space="0" w:color="A6A6A6"/>
             </w:tcBorders>
             <w:hideMark/>
           </w:tcPr>
@@ -3228,10 +3246,10 @@
           <w:tcPr>
             <w:tcW w:w="1542" w:type="dxa"/>
             <w:tcBorders>
-              <w:top w:val="nil"/>
-              <w:left w:val="single" w:sz="2" w:space="0" w:color="000000"/>
-              <w:bottom w:val="single" w:sz="2" w:space="0" w:color="000000"/>
-              <w:right w:val="nil"/>
+              <w:top w:val="single" w:sz="5" w:space="0" w:color="A6A6A6"/>
+              <w:bottom w:val="single" w:sz="5" w:space="0" w:color="A6A6A6"/>
+              <w:left w:val="single" w:sz="5" w:space="0" w:color="A6A6A6"/>
+              <w:right w:val="single" w:sz="5" w:space="0" w:color="A6A6A6"/>
             </w:tcBorders>
             <w:hideMark/>
           </w:tcPr>
@@ -3283,10 +3301,10 @@
           <w:tcPr>
             <w:tcW w:w="7064" w:type="dxa"/>
             <w:tcBorders>
-              <w:top w:val="nil"/>
-              <w:left w:val="single" w:sz="2" w:space="0" w:color="000000"/>
-              <w:bottom w:val="single" w:sz="2" w:space="0" w:color="000000"/>
-              <w:right w:val="single" w:sz="2" w:space="0" w:color="000000"/>
+              <w:top w:val="single" w:sz="5" w:space="0" w:color="A6A6A6"/>
+              <w:bottom w:val="single" w:sz="5" w:space="0" w:color="A6A6A6"/>
+              <w:left w:val="single" w:sz="5" w:space="0" w:color="A6A6A6"/>
+              <w:right w:val="single" w:sz="5" w:space="0" w:color="A6A6A6"/>
             </w:tcBorders>
             <w:hideMark/>
           </w:tcPr>
@@ -3345,10 +3363,10 @@
           <w:tcPr>
             <w:tcW w:w="1319" w:type="dxa"/>
             <w:tcBorders>
-              <w:top w:val="nil"/>
-              <w:left w:val="single" w:sz="2" w:space="0" w:color="000000"/>
-              <w:bottom w:val="single" w:sz="2" w:space="0" w:color="000000"/>
-              <w:right w:val="nil"/>
+              <w:top w:val="single" w:sz="5" w:space="0" w:color="A6A6A6"/>
+              <w:bottom w:val="single" w:sz="5" w:space="0" w:color="A6A6A6"/>
+              <w:left w:val="single" w:sz="5" w:space="0" w:color="A6A6A6"/>
+              <w:right w:val="single" w:sz="5" w:space="0" w:color="A6A6A6"/>
             </w:tcBorders>
             <w:hideMark/>
           </w:tcPr>
@@ -3374,10 +3392,10 @@
           <w:tcPr>
             <w:tcW w:w="1542" w:type="dxa"/>
             <w:tcBorders>
-              <w:top w:val="nil"/>
-              <w:left w:val="single" w:sz="2" w:space="0" w:color="000000"/>
-              <w:bottom w:val="single" w:sz="2" w:space="0" w:color="000000"/>
-              <w:right w:val="nil"/>
+              <w:top w:val="single" w:sz="5" w:space="0" w:color="A6A6A6"/>
+              <w:bottom w:val="single" w:sz="5" w:space="0" w:color="A6A6A6"/>
+              <w:left w:val="single" w:sz="5" w:space="0" w:color="A6A6A6"/>
+              <w:right w:val="single" w:sz="5" w:space="0" w:color="A6A6A6"/>
             </w:tcBorders>
             <w:hideMark/>
           </w:tcPr>
@@ -3403,10 +3421,10 @@
           <w:tcPr>
             <w:tcW w:w="7064" w:type="dxa"/>
             <w:tcBorders>
-              <w:top w:val="nil"/>
-              <w:left w:val="single" w:sz="2" w:space="0" w:color="000000"/>
-              <w:bottom w:val="single" w:sz="2" w:space="0" w:color="000000"/>
-              <w:right w:val="single" w:sz="2" w:space="0" w:color="000000"/>
+              <w:top w:val="single" w:sz="5" w:space="0" w:color="A6A6A6"/>
+              <w:bottom w:val="single" w:sz="5" w:space="0" w:color="A6A6A6"/>
+              <w:left w:val="single" w:sz="5" w:space="0" w:color="A6A6A6"/>
+              <w:right w:val="single" w:sz="5" w:space="0" w:color="A6A6A6"/>
             </w:tcBorders>
             <w:hideMark/>
           </w:tcPr>
@@ -3464,10 +3482,10 @@
           <w:tcPr>
             <w:tcW w:w="1319" w:type="dxa"/>
             <w:tcBorders>
-              <w:top w:val="nil"/>
-              <w:left w:val="single" w:sz="2" w:space="0" w:color="000000"/>
-              <w:bottom w:val="single" w:sz="2" w:space="0" w:color="000000"/>
-              <w:right w:val="nil"/>
+              <w:top w:val="single" w:sz="5" w:space="0" w:color="A6A6A6"/>
+              <w:bottom w:val="single" w:sz="5" w:space="0" w:color="A6A6A6"/>
+              <w:left w:val="single" w:sz="5" w:space="0" w:color="A6A6A6"/>
+              <w:right w:val="single" w:sz="5" w:space="0" w:color="A6A6A6"/>
             </w:tcBorders>
             <w:hideMark/>
           </w:tcPr>
@@ -3493,10 +3511,10 @@
           <w:tcPr>
             <w:tcW w:w="1542" w:type="dxa"/>
             <w:tcBorders>
-              <w:top w:val="nil"/>
-              <w:left w:val="single" w:sz="2" w:space="0" w:color="000000"/>
-              <w:bottom w:val="single" w:sz="2" w:space="0" w:color="000000"/>
-              <w:right w:val="nil"/>
+              <w:top w:val="single" w:sz="5" w:space="0" w:color="A6A6A6"/>
+              <w:bottom w:val="single" w:sz="5" w:space="0" w:color="A6A6A6"/>
+              <w:left w:val="single" w:sz="5" w:space="0" w:color="A6A6A6"/>
+              <w:right w:val="single" w:sz="5" w:space="0" w:color="A6A6A6"/>
             </w:tcBorders>
             <w:hideMark/>
           </w:tcPr>
@@ -3522,10 +3540,10 @@
           <w:tcPr>
             <w:tcW w:w="7064" w:type="dxa"/>
             <w:tcBorders>
-              <w:top w:val="nil"/>
-              <w:left w:val="single" w:sz="2" w:space="0" w:color="000000"/>
-              <w:bottom w:val="single" w:sz="2" w:space="0" w:color="000000"/>
-              <w:right w:val="single" w:sz="2" w:space="0" w:color="000000"/>
+              <w:top w:val="single" w:sz="5" w:space="0" w:color="A6A6A6"/>
+              <w:bottom w:val="single" w:sz="5" w:space="0" w:color="A6A6A6"/>
+              <w:left w:val="single" w:sz="5" w:space="0" w:color="A6A6A6"/>
+              <w:right w:val="single" w:sz="5" w:space="0" w:color="A6A6A6"/>
             </w:tcBorders>
             <w:hideMark/>
           </w:tcPr>
